--- a/site/docs/app-governance/platform-guide.docx
+++ b/site/docs/app-governance/platform-guide.docx
@@ -41,7 +41,16 @@
         <w:t xml:space="preserve">Claude Code:</w:t>
       </w:r>
       <w:r>
-        <w:t xml:space="preserve"> install the skills from the Tools page. Optionally save the app governance agent to </w:t>
+        <w:t xml:space="preserve"> install the skills from the Tools page, or install the </w:t>
+      </w:r>
+      <w:r>
+        <w:rPr>
+          <w:rFonts w:ascii="Consolas" w:hAnsi="Consolas"/>
+        </w:rPr>
+        <w:t xml:space="preserve">app-governance-kit@evemcgivern-skills</w:t>
+      </w:r>
+      <w:r>
+        <w:t xml:space="preserve"> plugin, which includes the agent. Optionally save the app governance agent to </w:t>
       </w:r>
       <w:r>
         <w:rPr>
